--- a/CR_A.4.14.docx
+++ b/CR_A.4.14.docx
@@ -22,52 +22,13 @@
           <w:noProof/>
           <w:sz w:val="24"/>
         </w:rPr>
-        <w:t>3GPP TSG-</w:t>
+        <w:t>3GPP TSG-CT WG1 Meeting #</w:t>
       </w:r>
-      <w:fldSimple w:instr=" DOCPROPERTY  TSG/WGRef  \* MERGEFORMAT ">
-        <w:r>
-          <w:rPr>
-            <w:b/>
-            <w:noProof/>
-            <w:sz w:val="24"/>
-          </w:rPr>
-          <w:t>&lt;TSG/WG&gt;</w:t>
-        </w:r>
-      </w:fldSimple>
-      <w:r>
-        <w:rPr>
-          <w:b/>
-          <w:noProof/>
-          <w:sz w:val="24"/>
-        </w:rPr>
-        <w:t xml:space="preserve"> </w:t>
-      </w:r>
-      <w:r>
-        <w:rPr>
-          <w:b/>
-          <w:noProof/>
-          <w:sz w:val="24"/>
-        </w:rPr>
-        <w:t>Meeting #</w:t>
-      </w:r>
-      <w:fldSimple w:instr=" DOCPROPERTY  MtgSeq  \* MERGEFORMAT ">
-        <w:r>
-          <w:rPr>
-            <w:b/>
-            <w:noProof/>
-            <w:sz w:val="24"/>
-          </w:rPr>
-          <w:t xml:space="preserve"> &lt;MTG_SEQ</w:t>
-        </w:r>
-        <w:r>
-          <w:t>&gt;</w:t>
-        </w:r>
-      </w:fldSimple>
       <w:r>
         <w:fldChar w:fldCharType="begin"/>
       </w:r>
       <w:r>
-        <w:instrText xml:space="preserve"> DOCPROPERTY  MtgTitle  \* MERGEFORMAT </w:instrText>
+        <w:instrText xml:space="preserve"> DOCPROPERTY  MtgSeq  \* MERGEFORMAT </w:instrText>
       </w:r>
       <w:r>
         <w:fldChar w:fldCharType="separate"/>
@@ -78,25 +39,95 @@
           <w:noProof/>
           <w:sz w:val="24"/>
         </w:rPr>
+        <w:t xml:space="preserve"> &lt;MTG_SEQ</w:t>
+      </w:r>
+      <w:r>
+        <w:t>&gt;</w:t>
+      </w:r>
+      <w:r>
+        <w:fldChar w:fldCharType="end"/>
+      </w:r>
+      <w:r>
+        <w:rPr>
+          <w:b/>
+          <w:i/>
+          <w:noProof/>
+          <w:sz w:val="28"/>
+        </w:rPr>
+        <w:tab/>
+      </w:r>
+      <w:r>
+        <w:fldChar w:fldCharType="begin"/>
+      </w:r>
+      <w:r>
+        <w:instrText xml:space="preserve"> DOCPROPERTY  Tdoc#  \* MERGEFORMAT </w:instrText>
+      </w:r>
+      <w:r>
+        <w:fldChar w:fldCharType="separate"/>
+      </w:r>
+      <w:r>
+        <w:rPr>
+          <w:b/>
+          <w:i/>
+          <w:noProof/>
+          <w:sz w:val="28"/>
+        </w:rPr>
         <w:t>&lt;</w:t>
       </w:r>
-      <w:proofErr w:type="spellStart"/>
+      <w:r>
+        <w:rPr>
+          <w:b/>
+          <w:iCs/>
+          <w:noProof/>
+          <w:sz w:val="28"/>
+        </w:rPr>
+        <w:t>TDoc#</w:t>
+      </w:r>
+      <w:r>
+        <w:rPr>
+          <w:b/>
+          <w:i/>
+          <w:noProof/>
+          <w:sz w:val="28"/>
+        </w:rPr>
+        <w:t>&gt;</w:t>
+      </w:r>
+      <w:r>
+        <w:rPr>
+          <w:b/>
+          <w:i/>
+          <w:noProof/>
+          <w:sz w:val="28"/>
+        </w:rPr>
+        <w:fldChar w:fldCharType="end"/>
+      </w:r>
+    </w:p>
+    <w:p>
+      <w:pPr>
+        <w:pStyle w:val="CRCoverPage"/>
+        <w:outlineLvl w:val="0"/>
+        <w:rPr>
+          <w:b/>
+          <w:noProof/>
+          <w:sz w:val="24"/>
+        </w:rPr>
+      </w:pPr>
+      <w:r>
+        <w:fldChar w:fldCharType="begin"/>
+      </w:r>
+      <w:r>
+        <w:instrText xml:space="preserve"> DOCPROPERTY  Location  \* MERGEFORMAT </w:instrText>
+      </w:r>
+      <w:r>
+        <w:fldChar w:fldCharType="separate"/>
+      </w:r>
       <w:r>
         <w:rPr>
           <w:b/>
           <w:noProof/>
           <w:sz w:val="24"/>
         </w:rPr>
-        <w:t>MTG_TITLE</w:t>
-      </w:r>
-      <w:proofErr w:type="spellEnd"/>
-      <w:r>
-        <w:rPr>
-          <w:b/>
-          <w:noProof/>
-          <w:sz w:val="24"/>
-        </w:rPr>
-        <w:t>&gt;</w:t>
+        <w:t>&lt;Location&gt;</w:t>
       </w:r>
       <w:r>
         <w:rPr>
@@ -109,62 +140,36 @@
       <w:r>
         <w:rPr>
           <w:b/>
-          <w:i/>
-          <w:noProof/>
-          <w:sz w:val="28"/>
-        </w:rPr>
-        <w:tab/>
-      </w:r>
-      <w:fldSimple w:instr=" DOCPROPERTY  Tdoc#  \* MERGEFORMAT ">
-        <w:r>
-          <w:rPr>
-            <w:b/>
-            <w:i/>
-            <w:noProof/>
-            <w:sz w:val="28"/>
-          </w:rPr>
-          <w:t>&lt;TDoc#&gt;</w:t>
-        </w:r>
-      </w:fldSimple>
-    </w:p>
-    <w:p>
-      <w:pPr>
-        <w:pStyle w:val="CRCoverPage"/>
-        <w:outlineLvl w:val="0"/>
-        <w:rPr>
-          <w:b/>
           <w:noProof/>
           <w:sz w:val="24"/>
         </w:rPr>
-      </w:pPr>
-      <w:fldSimple w:instr=" DOCPROPERTY  Location  \* MERGEFORMAT ">
-        <w:r>
-          <w:rPr>
-            <w:b/>
-            <w:noProof/>
-            <w:sz w:val="24"/>
-          </w:rPr>
-          <w:t xml:space="preserve"> &lt;Location&gt;</w:t>
-        </w:r>
-      </w:fldSimple>
+        <w:t xml:space="preserve">, </w:t>
+      </w:r>
+      <w:r>
+        <w:fldChar w:fldCharType="begin"/>
+      </w:r>
+      <w:r>
+        <w:instrText xml:space="preserve"> DOCPROPERTY  StartDate  \* MERGEFORMAT </w:instrText>
+      </w:r>
+      <w:r>
+        <w:fldChar w:fldCharType="separate"/>
+      </w:r>
       <w:r>
         <w:rPr>
           <w:b/>
           <w:noProof/>
           <w:sz w:val="24"/>
         </w:rPr>
-        <w:t xml:space="preserve">, </w:t>
+        <w:t>&lt;Start_Date&gt;</w:t>
       </w:r>
-      <w:fldSimple w:instr=" DOCPROPERTY  StartDate  \* MERGEFORMAT ">
-        <w:r>
-          <w:rPr>
-            <w:b/>
-            <w:noProof/>
-            <w:sz w:val="24"/>
-          </w:rPr>
-          <w:t xml:space="preserve"> &lt;Start_Date&gt;</w:t>
-        </w:r>
-      </w:fldSimple>
+      <w:r>
+        <w:rPr>
+          <w:b/>
+          <w:noProof/>
+          <w:sz w:val="24"/>
+        </w:rPr>
+        <w:fldChar w:fldCharType="end"/>
+      </w:r>
       <w:r>
         <w:rPr>
           <w:b/>
@@ -173,16 +178,31 @@
         </w:rPr>
         <w:t xml:space="preserve"> - </w:t>
       </w:r>
-      <w:fldSimple w:instr=" DOCPROPERTY  EndDate  \* MERGEFORMAT ">
-        <w:r>
-          <w:rPr>
-            <w:b/>
-            <w:noProof/>
-            <w:sz w:val="24"/>
-          </w:rPr>
-          <w:t>&lt;End_Date&gt;</w:t>
-        </w:r>
-      </w:fldSimple>
+      <w:r>
+        <w:fldChar w:fldCharType="begin"/>
+      </w:r>
+      <w:r>
+        <w:instrText xml:space="preserve"> DOCPROPERTY  EndDate  \* MERGEFORMAT </w:instrText>
+      </w:r>
+      <w:r>
+        <w:fldChar w:fldCharType="separate"/>
+      </w:r>
+      <w:r>
+        <w:rPr>
+          <w:b/>
+          <w:noProof/>
+          <w:sz w:val="24"/>
+        </w:rPr>
+        <w:t>&lt;End_Date&gt;</w:t>
+      </w:r>
+      <w:r>
+        <w:rPr>
+          <w:b/>
+          <w:noProof/>
+          <w:sz w:val="24"/>
+        </w:rPr>
+        <w:fldChar w:fldCharType="end"/>
+      </w:r>
     </w:p>
     <w:tbl>
       <w:tblPr>
@@ -450,42 +470,17 @@
               <w:rPr>
                 <w:b/>
                 <w:noProof/>
-              </w:rPr>
-            </w:pPr>
-            <w:fldSimple w:instr=" DOCPROPERTY  Revision  \* MERGEFORMAT ">
-              <w:r>
-                <w:rPr>
-                  <w:b/>
-                  <w:noProof/>
-                  <w:sz w:val="28"/>
-                </w:rPr>
-                <w:t>&lt;</w:t>
-              </w:r>
-              <w:r>
-                <w:rPr>
-                  <w:b/>
-                  <w:noProof/>
-                  <w:sz w:val="28"/>
-                </w:rPr>
-                <w:t>0</w:t>
-              </w:r>
-              <w:r>
-                <w:rPr>
-                  <w:b/>
-                  <w:noProof/>
-                  <w:sz w:val="28"/>
-                </w:rPr>
-                <w:t>.1</w:t>
-              </w:r>
-              <w:r>
-                <w:rPr>
-                  <w:b/>
-                  <w:noProof/>
-                  <w:sz w:val="28"/>
-                </w:rPr>
-                <w:t>&gt;</w:t>
-              </w:r>
-            </w:fldSimple>
+                <w:sz w:val="32"/>
+                <w:szCs w:val="32"/>
+              </w:rPr>
+            </w:pPr>
+            <w:r>
+              <w:rPr>
+                <w:sz w:val="32"/>
+                <w:szCs w:val="32"/>
+              </w:rPr>
+              <w:t>-</w:t>
+            </w:r>
           </w:p>
         </w:tc>
         <w:tc>
@@ -4093,7 +4088,25 @@
           <w:sz w:val="24"/>
           <w:szCs w:val="24"/>
         </w:rPr>
-        <w:t>publication (cannot promise they will actually publish it).</w:t>
+        <w:t xml:space="preserve">publication (cannot promise they will </w:t>
+      </w:r>
+      <w:proofErr w:type="gramStart"/>
+      <w:r>
+        <w:rPr>
+          <w:rFonts w:eastAsia="DengXian"/>
+          <w:sz w:val="24"/>
+          <w:szCs w:val="24"/>
+        </w:rPr>
+        <w:t>actually publish</w:t>
+      </w:r>
+      <w:proofErr w:type="gramEnd"/>
+      <w:r>
+        <w:rPr>
+          <w:rFonts w:eastAsia="DengXian"/>
+          <w:sz w:val="24"/>
+          <w:szCs w:val="24"/>
+        </w:rPr>
+        <w:t xml:space="preserve"> it).</w:t>
       </w:r>
     </w:p>
     <w:p>
